--- a/production/worksheets/04-ch4-electricity-transfer-student.docx
+++ b/production/worksheets/04-ch4-electricity-transfer-student.docx
@@ -27,7 +27,7 @@
           <w:b w:val="0"/>
           <w:i w:val="0"/>
           <w:color w:val="555555"/>
-          <w:sz w:val="22"/>
+          <w:sz w:val="24"/>
         </w:rPr>
         <w:t>Chapter 4 · Energy Transfer · Week 5 (Day 2)</w:t>
       </w:r>
@@ -72,7 +72,7 @@
           <w:b w:val="0"/>
           <w:i w:val="0"/>
           <w:color w:val="1A1A1A"/>
-          <w:sz w:val="22"/>
+          <w:sz w:val="24"/>
         </w:rPr>
         <w:t>What evidence shows that electric current can transfer energy from place to place?</w:t>
       </w:r>
@@ -102,7 +102,7 @@
           <w:b w:val="0"/>
           <w:i w:val="0"/>
           <w:color w:val="1A1A1A"/>
-          <w:sz w:val="22"/>
+          <w:sz w:val="24"/>
         </w:rPr>
         <w:t>What will the device do when the circuit is complete?</w:t>
       </w:r>
@@ -162,7 +162,7 @@
           <w:b/>
           <w:i w:val="0"/>
           <w:color w:val="1A1A1A"/>
-          <w:sz w:val="22"/>
+          <w:sz w:val="24"/>
         </w:rPr>
         <w:t>Low-voltage battery only (AA/AAA/D cell). No wall outlets. No coin cells.</w:t>
       </w:r>
@@ -192,7 +192,7 @@
           <w:b w:val="0"/>
           <w:i w:val="0"/>
           <w:color w:val="1A1A1A"/>
-          <w:sz w:val="22"/>
+          <w:sz w:val="24"/>
         </w:rPr>
         <w:t>Fill in the model for your circuit:</w:t>
       </w:r>
@@ -230,7 +230,7 @@
                 <w:b/>
                 <w:i w:val="0"/>
                 <w:color w:val="FFFFFF"/>
-                <w:sz w:val="22"/>
+                <w:sz w:val="24"/>
               </w:rPr>
               <w:t>BATTERY</w:t>
             </w:r>
@@ -255,7 +255,7 @@
                 <w:b/>
                 <w:i w:val="0"/>
                 <w:color w:val="FFFFFF"/>
-                <w:sz w:val="22"/>
+                <w:sz w:val="24"/>
               </w:rPr>
               <w:t>CIRCUIT</w:t>
             </w:r>
@@ -280,7 +280,7 @@
                 <w:b/>
                 <w:i w:val="0"/>
                 <w:color w:val="FFFFFF"/>
-                <w:sz w:val="22"/>
+                <w:sz w:val="24"/>
               </w:rPr>
               <w:t>DEVICE</w:t>
             </w:r>
@@ -305,7 +305,7 @@
                 <w:b/>
                 <w:i w:val="0"/>
                 <w:color w:val="FFFFFF"/>
-                <w:sz w:val="22"/>
+                <w:sz w:val="24"/>
               </w:rPr>
               <w:t>CHANGE</w:t>
             </w:r>
@@ -397,7 +397,7 @@
           <w:b w:val="0"/>
           <w:i/>
           <w:color w:val="555555"/>
-          <w:sz w:val="20"/>
+          <w:sz w:val="24"/>
         </w:rPr>
         <w:t>The device can light up (bulb/LED), make sound (buzzer), or move (motor).</w:t>
       </w:r>
@@ -427,7 +427,7 @@
           <w:b w:val="0"/>
           <w:i w:val="0"/>
           <w:color w:val="1A1A1A"/>
-          <w:sz w:val="22"/>
+          <w:sz w:val="24"/>
         </w:rPr>
         <w:t>1. Complete the circuit. What changed in the device?</w:t>
       </w:r>
@@ -472,7 +472,7 @@
           <w:b w:val="0"/>
           <w:i w:val="0"/>
           <w:color w:val="1A1A1A"/>
-          <w:sz w:val="22"/>
+          <w:sz w:val="24"/>
         </w:rPr>
         <w:t>2. Break the circuit (disconnect one wire). What stops?</w:t>
       </w:r>
@@ -532,7 +532,7 @@
           <w:b w:val="0"/>
           <w:i w:val="0"/>
           <w:color w:val="1A1A1A"/>
-          <w:sz w:val="22"/>
+          <w:sz w:val="24"/>
         </w:rPr>
         <w:t>Did the energy only MOVE, only CHANGE FORM, or BOTH? Circle one and explain.</w:t>
       </w:r>
@@ -607,7 +607,7 @@
           <w:b w:val="0"/>
           <w:i w:val="0"/>
           <w:color w:val="1A1A1A"/>
-          <w:sz w:val="22"/>
+          <w:sz w:val="24"/>
         </w:rPr>
         <w:t>What evidence shows that electric current transferred energy from the battery to the device?</w:t>
       </w:r>
